--- a/course_development/active_inference_family/03_patterns_in_play/08_planning/output/lecture-content/08_planning-module.docx
+++ b/course_development/active_inference_family/03_patterns_in_play/08_planning/output/lecture-content/08_planning-module.docx
@@ -4,7 +4,7 @@
   <w:body>
     <w:p>
       <w:r>
-        <w:t>Module 08: Planning in Family</w:t>
+        <w:t>Module 08: Planning — Designing the Game</w:t>
       </w:r>
     </w:p>
     <w:p>
@@ -14,12 +14,20 @@
     </w:p>
     <w:p>
       <w:r>
-        <w:t>Define Planning within the context of Family.  Analyze how Planning interacts with other components of the Active Inference framework.  Apply specific constraints of Family to the formal definition of Planning.   Introduction</w:t>
+        <w:t>Understand that Planning is designing a future that hasn't happened yet.  Learn about Game Design (Creating rules for fun).  Know that if a game isn't fun, you can CHANGE the rules (Iteration).   Introduction: The Master Builder</w:t>
       </w:r>
     </w:p>
     <w:p>
       <w:r>
-        <w:t>This module explores Planning . In the Family curriculum, we approach this topic with a focus on specific applications and theoretical depth appropriate for the audience. Planning is a critical component of the 8-part Active Inference spine, bridging the gap between [Previous Topic] and [Next Topic].</w:t>
+        <w:t>Who invented Tag?</w:t>
+        <w:br/>
+        <w:t>Who invented Chess?</w:t>
+        <w:br/>
+        <w:t>People did! They used their Planning Brains to design a System.</w:t>
+        <w:br/>
+        <w:t>You are not just a Player.</w:t>
+        <w:br/>
+        <w:t>You are a Designer .</w:t>
       </w:r>
     </w:p>
     <w:p>
@@ -29,56 +37,83 @@
     </w:p>
     <w:p>
       <w:r>
-        <w:t>1. Planning as a Markov Blanket Boundary</w:t>
+        <w:t>1. The Goal (What is the point?)</w:t>
       </w:r>
     </w:p>
     <w:p>
       <w:r>
-        <w:t>How does Planning define the boundary between the agent and the environment?</w:t>
+        <w:t>Every game needs a destination.</w:t>
       </w:r>
     </w:p>
     <w:p>
       <w:r>
-        <w:t>2. Generative Models of Planning</w:t>
+        <w:t>"Get to the end of the board." (Candyland).  "Score the most points." (Basketball).  "Don't get caught." (Tag).</w:t>
+        <w:br/>
+        <w:t>Without a goal, it's just running around.   2. Balancing (The Goldilocks Rule)</w:t>
       </w:r>
     </w:p>
     <w:p>
       <w:r>
-        <w:t>What parameters involved in Planning must be optimized to minimize variational free energy?</w:t>
+        <w:t>If a game is too hard -&gt; We quit (Frustration).  If a game is too easy -&gt; We quit (Boredom).  If a game is JUST RIGHT -&gt; We play for hours (Flow).</w:t>
+        <w:br/>
+        <w:t>A Designer has to balance the difficulty.   3. Iteration (Playtesting)</w:t>
       </w:r>
     </w:p>
     <w:p>
       <w:r>
-        <w:t>3. Active Inference Dynamics</w:t>
+        <w:t>Your first idea might not work.</w:t>
       </w:r>
     </w:p>
     <w:p>
       <w:r>
-        <w:t>How does the process of Planning drive the perception-action loop?</w:t>
+        <w:t>"Let's play Tag where you can't run."  (Everyone walks).  "This is boring. Let's change it. Now you have to hop!"  (Everyone hops).  "Better!"</w:t>
+        <w:br/>
+        <w:t>Designing is testing and fixing.   Activities</w:t>
       </w:r>
     </w:p>
     <w:p>
       <w:r>
-        <w:t>Applications</w:t>
+        <w:t>Activity 1: The Remix</w:t>
       </w:r>
     </w:p>
     <w:p>
       <w:r>
-        <w:t>In Family, we see Planning manifest in:</w:t>
+        <w:t>Take a boring game (like Tic-Tac-Toe).</w:t>
         <w:br/>
-        <w:t>* Specific Example 1 : [Add domain-specific example here]</w:t>
-        <w:br/>
-        <w:t>* Specific Example 2 : [Add domain-specific example here]</w:t>
+        <w:t>Add ONE rule to make it better.</w:t>
       </w:r>
     </w:p>
     <w:p>
       <w:r>
-        <w:t>Conclusion</w:t>
+        <w:t>"You can move a piece after you place it."  "If you win, you have to sing a song."</w:t>
+        <w:br/>
+        <w:t>Test your new version.   Activity 2: Obstacle Course Design</w:t>
       </w:r>
     </w:p>
     <w:p>
       <w:r>
-        <w:t>Understanding Planning allows us to better model complex adaptive systems. In the next module, we will expand on this foundation.</w:t>
+        <w:t>Use pillows, chairs, and blankets.</w:t>
+        <w:br/>
+        <w:t>Design a course.</w:t>
+      </w:r>
+    </w:p>
+    <w:p>
+      <w:r>
+        <w:t>"Jump over the river."  "Crawl under the cave."</w:t>
+        <w:br/>
+        <w:t>Draw the plan on paper FIRST.</w:t>
+        <w:br/>
+        <w:t>Then build it.   Summary</w:t>
+      </w:r>
+    </w:p>
+    <w:p>
+      <w:r>
+        <w:t>The best games come from the best plans. When you design a game, you are creating a little world for your friends to live in.</w:t>
+      </w:r>
+    </w:p>
+    <w:p>
+      <w:r>
+        <w:t>References</w:t>
       </w:r>
     </w:p>
     <w:sectPr>
